--- a/tillsyn/A 57570-2023 tillsynsbegäran.docx
+++ b/tillsyn/A 57570-2023 tillsynsbegäran.docx
@@ -274,7 +274,7 @@
     <w:r>
       <w:tab/>
       <w:tab/>
-      <w:t>2026-09-14</w:t>
+      <w:t>2026-09-15</w:t>
       <w:br/>
       <w:br/>
     </w:r>

--- a/tillsyn/A 57570-2023 tillsynsbegäran.docx
+++ b/tillsyn/A 57570-2023 tillsynsbegäran.docx
@@ -274,7 +274,7 @@
     <w:r>
       <w:tab/>
       <w:tab/>
-      <w:t>2026-09-15</w:t>
+      <w:t>2026-09-16</w:t>
       <w:br/>
       <w:br/>
     </w:r>

--- a/tillsyn/A 57570-2023 tillsynsbegäran.docx
+++ b/tillsyn/A 57570-2023 tillsynsbegäran.docx
@@ -274,7 +274,7 @@
     <w:r>
       <w:tab/>
       <w:tab/>
-      <w:t>2026-09-16</w:t>
+      <w:t>2026-09-17</w:t>
       <w:br/>
       <w:br/>
     </w:r>

--- a/tillsyn/A 57570-2023 tillsynsbegäran.docx
+++ b/tillsyn/A 57570-2023 tillsynsbegäran.docx
@@ -274,7 +274,7 @@
     <w:r>
       <w:tab/>
       <w:tab/>
-      <w:t>2026-09-17</w:t>
+      <w:t>2026-09-18</w:t>
       <w:br/>
       <w:br/>
     </w:r>

--- a/tillsyn/A 57570-2023 tillsynsbegäran.docx
+++ b/tillsyn/A 57570-2023 tillsynsbegäran.docx
@@ -274,7 +274,7 @@
     <w:r>
       <w:tab/>
       <w:tab/>
-      <w:t>2026-09-18</w:t>
+      <w:t>2026-09-19</w:t>
       <w:br/>
       <w:br/>
     </w:r>

--- a/tillsyn/A 57570-2023 tillsynsbegäran.docx
+++ b/tillsyn/A 57570-2023 tillsynsbegäran.docx
@@ -274,7 +274,7 @@
     <w:r>
       <w:tab/>
       <w:tab/>
-      <w:t>2026-09-19</w:t>
+      <w:t>2026-09-21</w:t>
       <w:br/>
       <w:br/>
     </w:r>

--- a/tillsyn/A 57570-2023 tillsynsbegäran.docx
+++ b/tillsyn/A 57570-2023 tillsynsbegäran.docx
@@ -274,7 +274,7 @@
     <w:r>
       <w:tab/>
       <w:tab/>
-      <w:t>2026-09-21</w:t>
+      <w:t>2026-09-23</w:t>
       <w:br/>
       <w:br/>
     </w:r>

--- a/tillsyn/A 57570-2023 tillsynsbegäran.docx
+++ b/tillsyn/A 57570-2023 tillsynsbegäran.docx
@@ -274,7 +274,7 @@
     <w:r>
       <w:tab/>
       <w:tab/>
-      <w:t>2026-09-23</w:t>
+      <w:t>2026-09-24</w:t>
       <w:br/>
       <w:br/>
     </w:r>

--- a/tillsyn/A 57570-2023 tillsynsbegäran.docx
+++ b/tillsyn/A 57570-2023 tillsynsbegäran.docx
@@ -274,7 +274,7 @@
     <w:r>
       <w:tab/>
       <w:tab/>
-      <w:t>2026-09-24</w:t>
+      <w:t>2026-09-25</w:t>
       <w:br/>
       <w:br/>
     </w:r>

--- a/tillsyn/A 57570-2023 tillsynsbegäran.docx
+++ b/tillsyn/A 57570-2023 tillsynsbegäran.docx
@@ -274,7 +274,7 @@
     <w:r>
       <w:tab/>
       <w:tab/>
-      <w:t>2026-09-25</w:t>
+      <w:t>2026-09-26</w:t>
       <w:br/>
       <w:br/>
     </w:r>

--- a/tillsyn/A 57570-2023 tillsynsbegäran.docx
+++ b/tillsyn/A 57570-2023 tillsynsbegäran.docx
@@ -274,7 +274,7 @@
     <w:r>
       <w:tab/>
       <w:tab/>
-      <w:t>2026-09-26</w:t>
+      <w:t>2026-09-27</w:t>
       <w:br/>
       <w:br/>
     </w:r>

--- a/tillsyn/A 57570-2023 tillsynsbegäran.docx
+++ b/tillsyn/A 57570-2023 tillsynsbegäran.docx
@@ -274,7 +274,7 @@
     <w:r>
       <w:tab/>
       <w:tab/>
-      <w:t>2026-09-27</w:t>
+      <w:t>2026-09-28</w:t>
       <w:br/>
       <w:br/>
     </w:r>

--- a/tillsyn/A 57570-2023 tillsynsbegäran.docx
+++ b/tillsyn/A 57570-2023 tillsynsbegäran.docx
@@ -274,7 +274,7 @@
     <w:r>
       <w:tab/>
       <w:tab/>
-      <w:t>2026-09-28</w:t>
+      <w:t>2026-09-29</w:t>
       <w:br/>
       <w:br/>
     </w:r>

--- a/tillsyn/A 57570-2023 tillsynsbegäran.docx
+++ b/tillsyn/A 57570-2023 tillsynsbegäran.docx
@@ -274,7 +274,7 @@
     <w:r>
       <w:tab/>
       <w:tab/>
-      <w:t>2026-09-29</w:t>
+      <w:t>2026-09-30</w:t>
       <w:br/>
       <w:br/>
     </w:r>

--- a/tillsyn/A 57570-2023 tillsynsbegäran.docx
+++ b/tillsyn/A 57570-2023 tillsynsbegäran.docx
@@ -274,7 +274,7 @@
     <w:r>
       <w:tab/>
       <w:tab/>
-      <w:t>2026-09-30</w:t>
+      <w:t>2026-10-01</w:t>
       <w:br/>
       <w:br/>
     </w:r>

--- a/tillsyn/A 57570-2023 tillsynsbegäran.docx
+++ b/tillsyn/A 57570-2023 tillsynsbegäran.docx
@@ -274,7 +274,7 @@
     <w:r>
       <w:tab/>
       <w:tab/>
-      <w:t>2026-10-01</w:t>
+      <w:t>2026-10-02</w:t>
       <w:br/>
       <w:br/>
     </w:r>

--- a/tillsyn/A 57570-2023 tillsynsbegäran.docx
+++ b/tillsyn/A 57570-2023 tillsynsbegäran.docx
@@ -274,7 +274,7 @@
     <w:r>
       <w:tab/>
       <w:tab/>
-      <w:t>2026-10-02</w:t>
+      <w:t>2026-10-03</w:t>
       <w:br/>
       <w:br/>
     </w:r>

--- a/tillsyn/A 57570-2023 tillsynsbegäran.docx
+++ b/tillsyn/A 57570-2023 tillsynsbegäran.docx
@@ -274,7 +274,7 @@
     <w:r>
       <w:tab/>
       <w:tab/>
-      <w:t>2026-10-03</w:t>
+      <w:t>2026-10-04</w:t>
       <w:br/>
       <w:br/>
     </w:r>

--- a/tillsyn/A 57570-2023 tillsynsbegäran.docx
+++ b/tillsyn/A 57570-2023 tillsynsbegäran.docx
@@ -274,7 +274,7 @@
     <w:r>
       <w:tab/>
       <w:tab/>
-      <w:t>2026-10-04</w:t>
+      <w:t>2026-10-05</w:t>
       <w:br/>
       <w:br/>
     </w:r>

--- a/tillsyn/A 57570-2023 tillsynsbegäran.docx
+++ b/tillsyn/A 57570-2023 tillsynsbegäran.docx
@@ -274,7 +274,7 @@
     <w:r>
       <w:tab/>
       <w:tab/>
-      <w:t>2026-10-05</w:t>
+      <w:t>2026-10-06</w:t>
       <w:br/>
       <w:br/>
     </w:r>

--- a/tillsyn/A 57570-2023 tillsynsbegäran.docx
+++ b/tillsyn/A 57570-2023 tillsynsbegäran.docx
@@ -274,7 +274,7 @@
     <w:r>
       <w:tab/>
       <w:tab/>
-      <w:t>2026-10-06</w:t>
+      <w:t>2026-10-07</w:t>
       <w:br/>
       <w:br/>
     </w:r>

--- a/tillsyn/A 57570-2023 tillsynsbegäran.docx
+++ b/tillsyn/A 57570-2023 tillsynsbegäran.docx
@@ -274,7 +274,7 @@
     <w:r>
       <w:tab/>
       <w:tab/>
-      <w:t>2026-10-07</w:t>
+      <w:t>2026-10-08</w:t>
       <w:br/>
       <w:br/>
     </w:r>

--- a/tillsyn/A 57570-2023 tillsynsbegäran.docx
+++ b/tillsyn/A 57570-2023 tillsynsbegäran.docx
@@ -274,7 +274,7 @@
     <w:r>
       <w:tab/>
       <w:tab/>
-      <w:t>2026-10-08</w:t>
+      <w:t>2026-10-09</w:t>
       <w:br/>
       <w:br/>
     </w:r>

--- a/tillsyn/A 57570-2023 tillsynsbegäran.docx
+++ b/tillsyn/A 57570-2023 tillsynsbegäran.docx
@@ -274,7 +274,7 @@
     <w:r>
       <w:tab/>
       <w:tab/>
-      <w:t>2026-10-09</w:t>
+      <w:t>2026-10-10</w:t>
       <w:br/>
       <w:br/>
     </w:r>

--- a/tillsyn/A 57570-2023 tillsynsbegäran.docx
+++ b/tillsyn/A 57570-2023 tillsynsbegäran.docx
@@ -274,7 +274,7 @@
     <w:r>
       <w:tab/>
       <w:tab/>
-      <w:t>2026-10-10</w:t>
+      <w:t>2026-10-11</w:t>
       <w:br/>
       <w:br/>
     </w:r>

--- a/tillsyn/A 57570-2023 tillsynsbegäran.docx
+++ b/tillsyn/A 57570-2023 tillsynsbegäran.docx
@@ -274,7 +274,7 @@
     <w:r>
       <w:tab/>
       <w:tab/>
-      <w:t>2026-10-11</w:t>
+      <w:t>2026-10-12</w:t>
       <w:br/>
       <w:br/>
     </w:r>

--- a/tillsyn/A 57570-2023 tillsynsbegäran.docx
+++ b/tillsyn/A 57570-2023 tillsynsbegäran.docx
@@ -274,7 +274,7 @@
     <w:r>
       <w:tab/>
       <w:tab/>
-      <w:t>2026-10-12</w:t>
+      <w:t>2026-10-13</w:t>
       <w:br/>
       <w:br/>
     </w:r>

--- a/tillsyn/A 57570-2023 tillsynsbegäran.docx
+++ b/tillsyn/A 57570-2023 tillsynsbegäran.docx
@@ -274,7 +274,7 @@
     <w:r>
       <w:tab/>
       <w:tab/>
-      <w:t>2026-10-13</w:t>
+      <w:t>2026-10-14</w:t>
       <w:br/>
       <w:br/>
     </w:r>

--- a/tillsyn/A 57570-2023 tillsynsbegäran.docx
+++ b/tillsyn/A 57570-2023 tillsynsbegäran.docx
@@ -274,7 +274,7 @@
     <w:r>
       <w:tab/>
       <w:tab/>
-      <w:t>2026-10-14</w:t>
+      <w:t>2026-10-15</w:t>
       <w:br/>
       <w:br/>
     </w:r>

--- a/tillsyn/A 57570-2023 tillsynsbegäran.docx
+++ b/tillsyn/A 57570-2023 tillsynsbegäran.docx
@@ -274,7 +274,7 @@
     <w:r>
       <w:tab/>
       <w:tab/>
-      <w:t>2026-10-15</w:t>
+      <w:t>2026-10-16</w:t>
       <w:br/>
       <w:br/>
     </w:r>

--- a/tillsyn/A 57570-2023 tillsynsbegäran.docx
+++ b/tillsyn/A 57570-2023 tillsynsbegäran.docx
@@ -274,7 +274,7 @@
     <w:r>
       <w:tab/>
       <w:tab/>
-      <w:t>2026-10-16</w:t>
+      <w:t>2026-10-17</w:t>
       <w:br/>
       <w:br/>
     </w:r>

--- a/tillsyn/A 57570-2023 tillsynsbegäran.docx
+++ b/tillsyn/A 57570-2023 tillsynsbegäran.docx
@@ -274,7 +274,7 @@
     <w:r>
       <w:tab/>
       <w:tab/>
-      <w:t>2026-10-17</w:t>
+      <w:t>2026-10-18</w:t>
       <w:br/>
       <w:br/>
     </w:r>

--- a/tillsyn/A 57570-2023 tillsynsbegäran.docx
+++ b/tillsyn/A 57570-2023 tillsynsbegäran.docx
@@ -274,7 +274,7 @@
     <w:r>
       <w:tab/>
       <w:tab/>
-      <w:t>2026-10-18</w:t>
+      <w:t>2026-10-19</w:t>
       <w:br/>
       <w:br/>
     </w:r>

--- a/tillsyn/A 57570-2023 tillsynsbegäran.docx
+++ b/tillsyn/A 57570-2023 tillsynsbegäran.docx
@@ -274,7 +274,7 @@
     <w:r>
       <w:tab/>
       <w:tab/>
-      <w:t>2026-10-19</w:t>
+      <w:t>2026-10-20</w:t>
       <w:br/>
       <w:br/>
     </w:r>

--- a/tillsyn/A 57570-2023 tillsynsbegäran.docx
+++ b/tillsyn/A 57570-2023 tillsynsbegäran.docx
@@ -274,7 +274,7 @@
     <w:r>
       <w:tab/>
       <w:tab/>
-      <w:t>2026-10-20</w:t>
+      <w:t>2026-10-21</w:t>
       <w:br/>
       <w:br/>
     </w:r>

--- a/tillsyn/A 57570-2023 tillsynsbegäran.docx
+++ b/tillsyn/A 57570-2023 tillsynsbegäran.docx
@@ -274,7 +274,7 @@
     <w:r>
       <w:tab/>
       <w:tab/>
-      <w:t>2026-10-21</w:t>
+      <w:t>2026-10-22</w:t>
       <w:br/>
       <w:br/>
     </w:r>

--- a/tillsyn/A 57570-2023 tillsynsbegäran.docx
+++ b/tillsyn/A 57570-2023 tillsynsbegäran.docx
@@ -274,7 +274,7 @@
     <w:r>
       <w:tab/>
       <w:tab/>
-      <w:t>2026-10-22</w:t>
+      <w:t>2026-10-23</w:t>
       <w:br/>
       <w:br/>
     </w:r>

--- a/tillsyn/A 57570-2023 tillsynsbegäran.docx
+++ b/tillsyn/A 57570-2023 tillsynsbegäran.docx
@@ -274,7 +274,7 @@
     <w:r>
       <w:tab/>
       <w:tab/>
-      <w:t>2026-10-23</w:t>
+      <w:t>2026-10-24</w:t>
       <w:br/>
       <w:br/>
     </w:r>

--- a/tillsyn/A 57570-2023 tillsynsbegäran.docx
+++ b/tillsyn/A 57570-2023 tillsynsbegäran.docx
@@ -274,7 +274,7 @@
     <w:r>
       <w:tab/>
       <w:tab/>
-      <w:t>2026-10-24</w:t>
+      <w:t>2026-10-25</w:t>
       <w:br/>
       <w:br/>
     </w:r>

--- a/tillsyn/A 57570-2023 tillsynsbegäran.docx
+++ b/tillsyn/A 57570-2023 tillsynsbegäran.docx
@@ -274,7 +274,7 @@
     <w:r>
       <w:tab/>
       <w:tab/>
-      <w:t>2026-10-25</w:t>
+      <w:t>2026-10-26</w:t>
       <w:br/>
       <w:br/>
     </w:r>

--- a/tillsyn/A 57570-2023 tillsynsbegäran.docx
+++ b/tillsyn/A 57570-2023 tillsynsbegäran.docx
@@ -274,7 +274,7 @@
     <w:r>
       <w:tab/>
       <w:tab/>
-      <w:t>2026-10-26</w:t>
+      <w:t>2026-10-27</w:t>
       <w:br/>
       <w:br/>
     </w:r>

--- a/tillsyn/A 57570-2023 tillsynsbegäran.docx
+++ b/tillsyn/A 57570-2023 tillsynsbegäran.docx
@@ -22,7 +22,7 @@
       <w:r>
         <w:drawing>
           <wp:inline xmlns:a="http://schemas.openxmlformats.org/drawingml/2006/main" xmlns:pic="http://schemas.openxmlformats.org/drawingml/2006/picture">
-            <wp:extent cx="5486400" cy="5012692"/>
+            <wp:extent cx="5486400" cy="4903386"/>
             <wp:docPr id="1" name="Picture 1"/>
             <wp:cNvGraphicFramePr>
               <a:graphicFrameLocks noChangeAspect="1"/>
@@ -43,7 +43,7 @@
                   <pic:spPr>
                     <a:xfrm>
                       <a:off x="0" y="0"/>
-                      <a:ext cx="5486400" cy="5012692"/>
+                      <a:ext cx="5486400" cy="4903386"/>
                     </a:xfrm>
                     <a:prstGeom prst="rect"/>
                   </pic:spPr>
@@ -65,7 +65,7 @@
     </w:p>
     <w:p>
       <w:r>
-        <w:t>Inom 15 meter från avverkningsanmälan finns fynd av 1 naturvårdsarter, varav 1 är rödlistad, 1 är fridlyst och 1 är typisk (T): nötkråka (NT, T, §4). Se Figur 1.</w:t>
+        <w:t>Inom 15 meter från avverkningsanmälan finns fynd av 3 naturvårdsarter, varav 1 är rödlistad, 1 är fridlyst, 3 är typiska (T) och 2 är signalarter (S): nötkråka (NT, T, §4), fällmossa (S, T) och platt fjädermossa (S, T). Se Figur 1.</w:t>
       </w:r>
     </w:p>
     <w:p>
@@ -122,6 +122,82 @@
       </w:r>
       <w:r>
         <w:t xml:space="preserve"> (SLU Artdatabanken, 2026; Skogsstyrelsen, 2016).</w:t>
+      </w:r>
+    </w:p>
+    <w:p>
+      <w:r>
+        <w:rPr>
+          <w:b/>
+        </w:rPr>
+        <w:t>Fällmossa</w:t>
+      </w:r>
+      <w:r>
+        <w:t xml:space="preserve"> indikerar i stort sett alltid områden med höga naturvärden, skog med lång kontinuitet, gamla träd, hög luftfuktighet och stabila förhållanden. Sporkapslar finnar man enbart på extra skyddsvärda lokaler. Fällmossa är typisk art för </w:t>
+      </w:r>
+      <w:r>
+        <w:rPr>
+          <w:i/>
+        </w:rPr>
+        <w:t xml:space="preserve">9020 Nordlig ädellövskog, 9110 Näringsfattig bokskog, 9130 Näringsrik bokskog, 9160 Näringsrik ekskog, 9180 Ädellövskog i branter </w:t>
+      </w:r>
+      <w:r>
+        <w:t>och</w:t>
+      </w:r>
+      <w:r>
+        <w:rPr>
+          <w:i/>
+        </w:rPr>
+        <w:t xml:space="preserve"> 9190 Näringsfattig ekskog</w:t>
+      </w:r>
+      <w:r>
+        <w:t xml:space="preserve"> (SLU Artdatabanken, 2024; Nitare &amp; Skogsstyrelsen, 2019).</w:t>
+      </w:r>
+    </w:p>
+    <w:p>
+      <w:r>
+        <w:rPr>
+          <w:b/>
+        </w:rPr>
+        <w:t xml:space="preserve">Platt fjädermossa </w:t>
+      </w:r>
+      <w:r>
+        <w:t>växer på såväl trädstammar (särskilt bok och andra ädla lövträd) som klippor (helst basiska bergarter). Norrut förekommer den endast på basiska klippor. Rika förekomster och fynd med sporkapslar indikerar höga naturvärden och en artrik mossbiotop.</w:t>
+      </w:r>
+      <w:r>
+        <w:rPr>
+          <w:b/>
+        </w:rPr>
+        <w:t xml:space="preserve"> </w:t>
+      </w:r>
+      <w:r>
+        <w:t xml:space="preserve">Platt fjädermossa är typisk art för </w:t>
+      </w:r>
+      <w:r>
+        <w:rPr>
+          <w:i/>
+        </w:rPr>
+        <w:t>9010 Taiga,</w:t>
+      </w:r>
+      <w:r>
+        <w:t xml:space="preserve"> </w:t>
+      </w:r>
+      <w:r>
+        <w:rPr>
+          <w:i/>
+        </w:rPr>
+        <w:t>9020 Nordlig ädellövskog, 9110 Näringsfattig bokskog, 9130 Näringsrik bokskog, 9160 Näringsrik ekskog, 9180 Ädellövskog i branter</w:t>
+      </w:r>
+      <w:r>
+        <w:t xml:space="preserve"> och</w:t>
+      </w:r>
+      <w:r>
+        <w:rPr>
+          <w:i/>
+        </w:rPr>
+        <w:t xml:space="preserve"> 9190 Näringsfattig ekskog </w:t>
+      </w:r>
+      <w:r>
+        <w:t>(Nitare &amp; Skogsstyrelsen, 2019; SLU Artdatabanken, 2025).</w:t>
       </w:r>
     </w:p>
     <w:p>
@@ -274,7 +350,7 @@
     <w:r>
       <w:tab/>
       <w:tab/>
-      <w:t>2026-10-27</w:t>
+      <w:t>2026-10-28</w:t>
       <w:br/>
       <w:br/>
     </w:r>

--- a/tillsyn/A 57570-2023 tillsynsbegäran.docx
+++ b/tillsyn/A 57570-2023 tillsynsbegäran.docx
@@ -350,7 +350,7 @@
     <w:r>
       <w:tab/>
       <w:tab/>
-      <w:t>2026-10-28</w:t>
+      <w:t>2026-10-29</w:t>
       <w:br/>
       <w:br/>
     </w:r>

--- a/tillsyn/A 57570-2023 tillsynsbegäran.docx
+++ b/tillsyn/A 57570-2023 tillsynsbegäran.docx
@@ -350,7 +350,7 @@
     <w:r>
       <w:tab/>
       <w:tab/>
-      <w:t>2026-10-29</w:t>
+      <w:t>2026-10-31</w:t>
       <w:br/>
       <w:br/>
     </w:r>
